--- a/backend-exhibits/onedrive to google mydrive standard included.docx
+++ b/backend-exhibits/onedrive to google mydrive standard included.docx
@@ -39,14 +39,14 @@
               <w:ind w:left="52"/>
               <w:jc w:val="center"/>
               <w:rPr>
-                <w:rFonts w:ascii="Arial" w:hAnsi="Arial" w:cs="Arial"/>
-                <w:sz w:val="21"/>
-                <w:szCs w:val="21"/>
-              </w:rPr>
-            </w:pPr>
-            <w:r>
-              <w:rPr>
-                <w:rFonts w:ascii="Arial" w:eastAsia="Arial" w:hAnsi="Arial" w:cs="Arial"/>
+                <w:rFonts w:ascii="Arial" w:hAnsi="Arial" w:cs="Arial" w:eastAsia="Arial"/>
+                <w:sz w:val="21"/>
+                <w:szCs w:val="21"/>
+              </w:rPr>
+            </w:pPr>
+            <w:r>
+              <w:rPr>
+                <w:rFonts w:ascii="Arial" w:hAnsi="Arial" w:cs="Arial" w:eastAsia="Arial"/>
                 <w:b/>
                 <w:sz w:val="21"/>
                 <w:szCs w:val="21"/>
@@ -55,7 +55,7 @@
             </w:r>
             <w:r>
               <w:rPr>
-                <w:rFonts w:ascii="Arial" w:eastAsia="Arial" w:hAnsi="Arial" w:cs="Arial"/>
+                <w:rFonts w:ascii="Arial" w:hAnsi="Arial" w:cs="Arial" w:eastAsia="Arial"/>
                 <w:b/>
                 <w:sz w:val="21"/>
                 <w:szCs w:val="21"/>
@@ -64,7 +64,7 @@
             </w:r>
             <w:r>
               <w:rPr>
-                <w:rFonts w:ascii="Arial" w:eastAsia="Arial" w:hAnsi="Arial" w:cs="Arial"/>
+                <w:rFonts w:ascii="Arial" w:hAnsi="Arial" w:cs="Arial" w:eastAsia="Arial"/>
                 <w:b/>
                 <w:sz w:val="21"/>
                 <w:szCs w:val="21"/>
@@ -73,7 +73,7 @@
             </w:r>
             <w:r>
               <w:rPr>
-                <w:rFonts w:ascii="Arial" w:eastAsia="Arial" w:hAnsi="Arial" w:cs="Arial"/>
+                <w:rFonts w:ascii="Arial" w:hAnsi="Arial" w:cs="Arial" w:eastAsia="Arial"/>
                 <w:b/>
                 <w:sz w:val="21"/>
                 <w:szCs w:val="21"/>
@@ -82,7 +82,7 @@
             </w:r>
             <w:r>
               <w:rPr>
-                <w:rFonts w:ascii="Arial" w:eastAsia="Arial" w:hAnsi="Arial" w:cs="Arial"/>
+                <w:rFonts w:ascii="Arial" w:hAnsi="Arial" w:cs="Arial" w:eastAsia="Arial"/>
                 <w:b/>
                 <w:sz w:val="21"/>
                 <w:szCs w:val="21"/>
@@ -91,7 +91,7 @@
             </w:r>
             <w:r>
               <w:rPr>
-                <w:rFonts w:ascii="Arial" w:eastAsia="Arial" w:hAnsi="Arial" w:cs="Arial"/>
+                <w:rFonts w:ascii="Arial" w:hAnsi="Arial" w:cs="Arial" w:eastAsia="Arial"/>
                 <w:b/>
                 <w:sz w:val="21"/>
                 <w:szCs w:val="21"/>
@@ -100,7 +100,7 @@
             </w:r>
             <w:r>
               <w:rPr>
-                <w:rFonts w:ascii="Arial" w:eastAsia="Arial" w:hAnsi="Arial" w:cs="Arial"/>
+                <w:rFonts w:ascii="Arial" w:hAnsi="Arial" w:cs="Arial" w:eastAsia="Arial"/>
                 <w:b/>
                 <w:sz w:val="21"/>
                 <w:szCs w:val="21"/>
@@ -109,7 +109,7 @@
             </w:r>
             <w:r>
               <w:rPr>
-                <w:rFonts w:ascii="Arial" w:eastAsia="Arial" w:hAnsi="Arial" w:cs="Arial"/>
+                <w:rFonts w:ascii="Arial" w:hAnsi="Arial" w:cs="Arial" w:eastAsia="Arial"/>
                 <w:b/>
                 <w:sz w:val="21"/>
                 <w:szCs w:val="21"/>
@@ -137,16 +137,16 @@
             <w:pPr>
               <w:ind w:left="3"/>
               <w:rPr>
-                <w:rFonts w:ascii="Arial" w:hAnsi="Arial" w:cs="Arial"/>
-                <w:b/>
-                <w:bCs/>
-                <w:sz w:val="21"/>
-                <w:szCs w:val="21"/>
-              </w:rPr>
-            </w:pPr>
-            <w:r>
-              <w:rPr>
-                <w:rFonts w:ascii="Arial" w:hAnsi="Arial" w:cs="Arial"/>
+                <w:rFonts w:ascii="Arial" w:hAnsi="Arial" w:cs="Arial" w:eastAsia="Arial"/>
+                <w:b/>
+                <w:bCs/>
+                <w:sz w:val="21"/>
+                <w:szCs w:val="21"/>
+              </w:rPr>
+            </w:pPr>
+            <w:r>
+              <w:rPr>
+                <w:rFonts w:ascii="Arial" w:hAnsi="Arial" w:cs="Arial" w:eastAsia="Arial"/>
                 <w:b/>
                 <w:bCs/>
                 <w:sz w:val="21"/>
@@ -170,14 +170,14 @@
             <w:pPr>
               <w:spacing w:line="240" w:lineRule="auto"/>
               <w:rPr>
-                <w:rFonts w:ascii="Arial" w:hAnsi="Arial" w:cs="Arial"/>
-                <w:sz w:val="21"/>
-                <w:szCs w:val="21"/>
-              </w:rPr>
-            </w:pPr>
-            <w:r>
-              <w:rPr>
-                <w:rFonts w:ascii="Arial" w:hAnsi="Arial" w:cs="Arial"/>
+                <w:rFonts w:ascii="Arial" w:hAnsi="Arial" w:cs="Arial" w:eastAsia="Arial"/>
+                <w:sz w:val="21"/>
+                <w:szCs w:val="21"/>
+              </w:rPr>
+            </w:pPr>
+            <w:r>
+              <w:rPr>
+                <w:rFonts w:ascii="Arial" w:hAnsi="Arial" w:cs="Arial" w:eastAsia="Arial"/>
                 <w:sz w:val="21"/>
                 <w:szCs w:val="21"/>
               </w:rPr>
@@ -204,16 +204,16 @@
             <w:pPr>
               <w:ind w:left="3"/>
               <w:rPr>
-                <w:rFonts w:ascii="Arial" w:hAnsi="Arial" w:cs="Arial"/>
-                <w:b/>
-                <w:bCs/>
-                <w:sz w:val="21"/>
-                <w:szCs w:val="21"/>
-              </w:rPr>
-            </w:pPr>
-            <w:r>
-              <w:rPr>
-                <w:rFonts w:ascii="Arial" w:hAnsi="Arial" w:cs="Arial"/>
+                <w:rFonts w:ascii="Arial" w:hAnsi="Arial" w:cs="Arial" w:eastAsia="Arial"/>
+                <w:b/>
+                <w:bCs/>
+                <w:sz w:val="21"/>
+                <w:szCs w:val="21"/>
+              </w:rPr>
+            </w:pPr>
+            <w:r>
+              <w:rPr>
+                <w:rFonts w:ascii="Arial" w:hAnsi="Arial" w:cs="Arial" w:eastAsia="Arial"/>
                 <w:b/>
                 <w:bCs/>
                 <w:sz w:val="21"/>
@@ -237,14 +237,14 @@
             <w:pPr>
               <w:spacing w:line="240" w:lineRule="auto"/>
               <w:rPr>
-                <w:rFonts w:ascii="Arial" w:hAnsi="Arial" w:cs="Arial"/>
-                <w:sz w:val="21"/>
-                <w:szCs w:val="21"/>
-              </w:rPr>
-            </w:pPr>
-            <w:r>
-              <w:rPr>
-                <w:rFonts w:ascii="Arial" w:hAnsi="Arial" w:cs="Arial"/>
+                <w:rFonts w:ascii="Arial" w:hAnsi="Arial" w:cs="Arial" w:eastAsia="Arial"/>
+                <w:sz w:val="21"/>
+                <w:szCs w:val="21"/>
+              </w:rPr>
+            </w:pPr>
+            <w:r>
+              <w:rPr>
+                <w:rFonts w:ascii="Arial" w:hAnsi="Arial" w:cs="Arial" w:eastAsia="Arial"/>
                 <w:sz w:val="21"/>
                 <w:szCs w:val="21"/>
               </w:rPr>
@@ -271,16 +271,16 @@
             <w:pPr>
               <w:ind w:left="3"/>
               <w:rPr>
-                <w:rFonts w:ascii="Arial" w:hAnsi="Arial" w:cs="Arial"/>
-                <w:b/>
-                <w:bCs/>
-                <w:sz w:val="21"/>
-                <w:szCs w:val="21"/>
-              </w:rPr>
-            </w:pPr>
-            <w:r>
-              <w:rPr>
-                <w:rFonts w:ascii="Arial" w:hAnsi="Arial" w:cs="Arial"/>
+                <w:rFonts w:ascii="Arial" w:hAnsi="Arial" w:cs="Arial" w:eastAsia="Arial"/>
+                <w:b/>
+                <w:bCs/>
+                <w:sz w:val="21"/>
+                <w:szCs w:val="21"/>
+              </w:rPr>
+            </w:pPr>
+            <w:r>
+              <w:rPr>
+                <w:rFonts w:ascii="Arial" w:hAnsi="Arial" w:cs="Arial" w:eastAsia="Arial"/>
                 <w:b/>
                 <w:bCs/>
                 <w:sz w:val="21"/>
@@ -304,14 +304,14 @@
             <w:pPr>
               <w:spacing w:line="240" w:lineRule="auto"/>
               <w:rPr>
-                <w:rFonts w:ascii="Arial" w:hAnsi="Arial" w:cs="Arial"/>
-                <w:sz w:val="21"/>
-                <w:szCs w:val="21"/>
-              </w:rPr>
-            </w:pPr>
-            <w:r>
-              <w:rPr>
-                <w:rFonts w:ascii="Arial" w:hAnsi="Arial" w:cs="Arial"/>
+                <w:rFonts w:ascii="Arial" w:hAnsi="Arial" w:cs="Arial" w:eastAsia="Arial"/>
+                <w:sz w:val="21"/>
+                <w:szCs w:val="21"/>
+              </w:rPr>
+            </w:pPr>
+            <w:r>
+              <w:rPr>
+                <w:rFonts w:ascii="Arial" w:hAnsi="Arial" w:cs="Arial" w:eastAsia="Arial"/>
                 <w:sz w:val="21"/>
                 <w:szCs w:val="21"/>
               </w:rPr>
@@ -320,7 +320,7 @@
             <w:proofErr w:type="spellStart"/>
             <w:r>
               <w:rPr>
-                <w:rFonts w:ascii="Arial" w:hAnsi="Arial" w:cs="Arial"/>
+                <w:rFonts w:ascii="Arial" w:hAnsi="Arial" w:cs="Arial" w:eastAsia="Arial"/>
                 <w:sz w:val="21"/>
                 <w:szCs w:val="21"/>
               </w:rPr>
@@ -329,7 +329,7 @@
             <w:proofErr w:type="spellEnd"/>
             <w:r>
               <w:rPr>
-                <w:rFonts w:ascii="Arial" w:hAnsi="Arial" w:cs="Arial"/>
+                <w:rFonts w:ascii="Arial" w:hAnsi="Arial" w:cs="Arial" w:eastAsia="Arial"/>
                 <w:sz w:val="21"/>
                 <w:szCs w:val="21"/>
               </w:rPr>
@@ -356,16 +356,16 @@
             <w:pPr>
               <w:ind w:left="3"/>
               <w:rPr>
-                <w:rFonts w:ascii="Arial" w:hAnsi="Arial" w:cs="Arial"/>
-                <w:b/>
-                <w:bCs/>
-                <w:sz w:val="21"/>
-                <w:szCs w:val="21"/>
-              </w:rPr>
-            </w:pPr>
-            <w:r>
-              <w:rPr>
-                <w:rFonts w:ascii="Arial" w:hAnsi="Arial" w:cs="Arial"/>
+                <w:rFonts w:ascii="Arial" w:hAnsi="Arial" w:cs="Arial" w:eastAsia="Arial"/>
+                <w:b/>
+                <w:bCs/>
+                <w:sz w:val="21"/>
+                <w:szCs w:val="21"/>
+              </w:rPr>
+            </w:pPr>
+            <w:r>
+              <w:rPr>
+                <w:rFonts w:ascii="Arial" w:hAnsi="Arial" w:cs="Arial" w:eastAsia="Arial"/>
                 <w:b/>
                 <w:bCs/>
                 <w:sz w:val="21"/>
@@ -389,14 +389,14 @@
             <w:pPr>
               <w:spacing w:line="240" w:lineRule="auto"/>
               <w:rPr>
-                <w:rFonts w:ascii="Arial" w:hAnsi="Arial" w:cs="Arial"/>
-                <w:sz w:val="21"/>
-                <w:szCs w:val="21"/>
-              </w:rPr>
-            </w:pPr>
-            <w:r>
-              <w:rPr>
-                <w:rFonts w:ascii="Arial" w:hAnsi="Arial" w:cs="Arial"/>
+                <w:rFonts w:ascii="Arial" w:hAnsi="Arial" w:cs="Arial" w:eastAsia="Arial"/>
+                <w:sz w:val="21"/>
+                <w:szCs w:val="21"/>
+              </w:rPr>
+            </w:pPr>
+            <w:r>
+              <w:rPr>
+                <w:rFonts w:ascii="Arial" w:hAnsi="Arial" w:cs="Arial" w:eastAsia="Arial"/>
                 <w:sz w:val="21"/>
                 <w:szCs w:val="21"/>
               </w:rPr>
@@ -423,16 +423,16 @@
             <w:pPr>
               <w:ind w:left="3"/>
               <w:rPr>
-                <w:rFonts w:ascii="Arial" w:hAnsi="Arial" w:cs="Arial"/>
-                <w:b/>
-                <w:bCs/>
-                <w:sz w:val="21"/>
-                <w:szCs w:val="21"/>
-              </w:rPr>
-            </w:pPr>
-            <w:r>
-              <w:rPr>
-                <w:rFonts w:ascii="Arial" w:hAnsi="Arial" w:cs="Arial"/>
+                <w:rFonts w:ascii="Arial" w:hAnsi="Arial" w:cs="Arial" w:eastAsia="Arial"/>
+                <w:b/>
+                <w:bCs/>
+                <w:sz w:val="21"/>
+                <w:szCs w:val="21"/>
+              </w:rPr>
+            </w:pPr>
+            <w:r>
+              <w:rPr>
+                <w:rFonts w:ascii="Arial" w:hAnsi="Arial" w:cs="Arial" w:eastAsia="Arial"/>
                 <w:b/>
                 <w:bCs/>
                 <w:sz w:val="21"/>
@@ -455,7 +455,7 @@
           <w:p>
             <w:pPr>
               <w:rPr>
-                <w:rFonts w:ascii="Arial" w:hAnsi="Arial" w:cs="Arial"/>
+                <w:rFonts w:ascii="Arial" w:hAnsi="Arial" w:cs="Arial" w:eastAsia="Arial"/>
                 <w:sz w:val="21"/>
                 <w:szCs w:val="21"/>
               </w:rPr>
@@ -463,7 +463,7 @@
             <w:proofErr w:type="spellStart"/>
             <w:r>
               <w:rPr>
-                <w:rFonts w:ascii="Arial" w:hAnsi="Arial" w:cs="Arial"/>
+                <w:rFonts w:ascii="Arial" w:hAnsi="Arial" w:cs="Arial" w:eastAsia="Arial"/>
                 <w:sz w:val="21"/>
                 <w:szCs w:val="21"/>
               </w:rPr>
@@ -472,7 +472,7 @@
             <w:proofErr w:type="spellEnd"/>
             <w:r>
               <w:rPr>
-                <w:rFonts w:ascii="Arial" w:hAnsi="Arial" w:cs="Arial"/>
+                <w:rFonts w:ascii="Arial" w:hAnsi="Arial" w:cs="Arial" w:eastAsia="Arial"/>
                 <w:sz w:val="21"/>
                 <w:szCs w:val="21"/>
               </w:rPr>
@@ -499,16 +499,16 @@
             <w:pPr>
               <w:ind w:left="3"/>
               <w:rPr>
-                <w:rFonts w:ascii="Arial" w:hAnsi="Arial" w:cs="Arial"/>
-                <w:b/>
-                <w:bCs/>
-                <w:sz w:val="21"/>
-                <w:szCs w:val="21"/>
-              </w:rPr>
-            </w:pPr>
-            <w:r>
-              <w:rPr>
-                <w:rFonts w:ascii="Arial" w:hAnsi="Arial" w:cs="Arial"/>
+                <w:rFonts w:ascii="Arial" w:hAnsi="Arial" w:cs="Arial" w:eastAsia="Arial"/>
+                <w:b/>
+                <w:bCs/>
+                <w:sz w:val="21"/>
+                <w:szCs w:val="21"/>
+              </w:rPr>
+            </w:pPr>
+            <w:r>
+              <w:rPr>
+                <w:rFonts w:ascii="Arial" w:hAnsi="Arial" w:cs="Arial" w:eastAsia="Arial"/>
                 <w:b/>
                 <w:bCs/>
                 <w:sz w:val="21"/>
@@ -531,7 +531,7 @@
           <w:p>
             <w:pPr>
               <w:rPr>
-                <w:rFonts w:ascii="Arial" w:hAnsi="Arial" w:cs="Arial"/>
+                <w:rFonts w:ascii="Arial" w:hAnsi="Arial" w:cs="Arial" w:eastAsia="Arial"/>
                 <w:sz w:val="21"/>
                 <w:szCs w:val="21"/>
               </w:rPr>
@@ -539,7 +539,7 @@
             <w:proofErr w:type="spellStart"/>
             <w:r>
               <w:rPr>
-                <w:rFonts w:ascii="Arial" w:hAnsi="Arial" w:cs="Arial"/>
+                <w:rFonts w:ascii="Arial" w:hAnsi="Arial" w:cs="Arial" w:eastAsia="Arial"/>
                 <w:sz w:val="21"/>
                 <w:szCs w:val="21"/>
               </w:rPr>
@@ -548,7 +548,7 @@
             <w:proofErr w:type="spellEnd"/>
             <w:r>
               <w:rPr>
-                <w:rFonts w:ascii="Arial" w:hAnsi="Arial" w:cs="Arial"/>
+                <w:rFonts w:ascii="Arial" w:hAnsi="Arial" w:cs="Arial" w:eastAsia="Arial"/>
                 <w:sz w:val="21"/>
                 <w:szCs w:val="21"/>
               </w:rPr>
@@ -575,16 +575,16 @@
             <w:pPr>
               <w:ind w:left="3"/>
               <w:rPr>
-                <w:rFonts w:ascii="Arial" w:hAnsi="Arial" w:cs="Arial"/>
-                <w:b/>
-                <w:bCs/>
-                <w:sz w:val="21"/>
-                <w:szCs w:val="21"/>
-              </w:rPr>
-            </w:pPr>
-            <w:r>
-              <w:rPr>
-                <w:rFonts w:ascii="Arial" w:hAnsi="Arial" w:cs="Arial"/>
+                <w:rFonts w:ascii="Arial" w:hAnsi="Arial" w:cs="Arial" w:eastAsia="Arial"/>
+                <w:b/>
+                <w:bCs/>
+                <w:sz w:val="21"/>
+                <w:szCs w:val="21"/>
+              </w:rPr>
+            </w:pPr>
+            <w:r>
+              <w:rPr>
+                <w:rFonts w:ascii="Arial" w:hAnsi="Arial" w:cs="Arial" w:eastAsia="Arial"/>
                 <w:b/>
                 <w:bCs/>
                 <w:sz w:val="21"/>
@@ -607,7 +607,7 @@
           <w:p>
             <w:pPr>
               <w:rPr>
-                <w:rFonts w:ascii="Arial" w:hAnsi="Arial" w:cs="Arial"/>
+                <w:rFonts w:ascii="Arial" w:hAnsi="Arial" w:cs="Arial" w:eastAsia="Arial"/>
                 <w:sz w:val="21"/>
                 <w:szCs w:val="21"/>
               </w:rPr>
@@ -615,7 +615,7 @@
             <w:proofErr w:type="spellStart"/>
             <w:r>
               <w:rPr>
-                <w:rFonts w:ascii="Arial" w:hAnsi="Arial" w:cs="Arial"/>
+                <w:rFonts w:ascii="Arial" w:hAnsi="Arial" w:cs="Arial" w:eastAsia="Arial"/>
                 <w:sz w:val="21"/>
                 <w:szCs w:val="21"/>
               </w:rPr>
@@ -624,7 +624,7 @@
             <w:proofErr w:type="spellEnd"/>
             <w:r>
               <w:rPr>
-                <w:rFonts w:ascii="Arial" w:hAnsi="Arial" w:cs="Arial"/>
+                <w:rFonts w:ascii="Arial" w:hAnsi="Arial" w:cs="Arial" w:eastAsia="Arial"/>
                 <w:sz w:val="21"/>
                 <w:szCs w:val="21"/>
               </w:rPr>
@@ -651,16 +651,16 @@
             <w:pPr>
               <w:ind w:left="3"/>
               <w:rPr>
-                <w:rFonts w:ascii="Arial" w:hAnsi="Arial" w:cs="Arial"/>
-                <w:b/>
-                <w:bCs/>
-                <w:sz w:val="21"/>
-                <w:szCs w:val="21"/>
-              </w:rPr>
-            </w:pPr>
-            <w:r>
-              <w:rPr>
-                <w:rFonts w:ascii="Arial" w:hAnsi="Arial" w:cs="Arial"/>
+                <w:rFonts w:ascii="Arial" w:hAnsi="Arial" w:cs="Arial" w:eastAsia="Arial"/>
+                <w:b/>
+                <w:bCs/>
+                <w:sz w:val="21"/>
+                <w:szCs w:val="21"/>
+              </w:rPr>
+            </w:pPr>
+            <w:r>
+              <w:rPr>
+                <w:rFonts w:ascii="Arial" w:hAnsi="Arial" w:cs="Arial" w:eastAsia="Arial"/>
                 <w:b/>
                 <w:bCs/>
                 <w:sz w:val="21"/>
@@ -683,7 +683,7 @@
           <w:p>
             <w:pPr>
               <w:rPr>
-                <w:rFonts w:ascii="Arial" w:hAnsi="Arial" w:cs="Arial"/>
+                <w:rFonts w:ascii="Arial" w:hAnsi="Arial" w:cs="Arial" w:eastAsia="Arial"/>
                 <w:sz w:val="21"/>
                 <w:szCs w:val="21"/>
               </w:rPr>
@@ -691,7 +691,7 @@
             <w:proofErr w:type="spellStart"/>
             <w:r>
               <w:rPr>
-                <w:rFonts w:ascii="Arial" w:hAnsi="Arial" w:cs="Arial"/>
+                <w:rFonts w:ascii="Arial" w:hAnsi="Arial" w:cs="Arial" w:eastAsia="Arial"/>
                 <w:sz w:val="21"/>
                 <w:szCs w:val="21"/>
               </w:rPr>
@@ -700,7 +700,7 @@
             <w:proofErr w:type="spellEnd"/>
             <w:r>
               <w:rPr>
-                <w:rFonts w:ascii="Arial" w:hAnsi="Arial" w:cs="Arial"/>
+                <w:rFonts w:ascii="Arial" w:hAnsi="Arial" w:cs="Arial" w:eastAsia="Arial"/>
                 <w:sz w:val="21"/>
                 <w:szCs w:val="21"/>
               </w:rPr>
@@ -727,16 +727,16 @@
             <w:pPr>
               <w:ind w:left="3"/>
               <w:rPr>
-                <w:rFonts w:ascii="Arial" w:hAnsi="Arial" w:cs="Arial"/>
-                <w:b/>
-                <w:bCs/>
-                <w:sz w:val="21"/>
-                <w:szCs w:val="21"/>
-              </w:rPr>
-            </w:pPr>
-            <w:r>
-              <w:rPr>
-                <w:rFonts w:ascii="Arial" w:hAnsi="Arial" w:cs="Arial"/>
+                <w:rFonts w:ascii="Arial" w:hAnsi="Arial" w:cs="Arial" w:eastAsia="Arial"/>
+                <w:b/>
+                <w:bCs/>
+                <w:sz w:val="21"/>
+                <w:szCs w:val="21"/>
+              </w:rPr>
+            </w:pPr>
+            <w:r>
+              <w:rPr>
+                <w:rFonts w:ascii="Arial" w:hAnsi="Arial" w:cs="Arial" w:eastAsia="Arial"/>
                 <w:b/>
                 <w:bCs/>
                 <w:sz w:val="21"/>
@@ -759,7 +759,7 @@
           <w:p>
             <w:pPr>
               <w:rPr>
-                <w:rFonts w:ascii="Arial" w:hAnsi="Arial" w:cs="Arial"/>
+                <w:rFonts w:ascii="Arial" w:hAnsi="Arial" w:cs="Arial" w:eastAsia="Arial"/>
                 <w:sz w:val="21"/>
                 <w:szCs w:val="21"/>
               </w:rPr>
@@ -767,7 +767,7 @@
             <w:proofErr w:type="spellStart"/>
             <w:r>
               <w:rPr>
-                <w:rFonts w:ascii="Arial" w:hAnsi="Arial" w:cs="Arial"/>
+                <w:rFonts w:ascii="Arial" w:hAnsi="Arial" w:cs="Arial" w:eastAsia="Arial"/>
                 <w:sz w:val="21"/>
                 <w:szCs w:val="21"/>
               </w:rPr>
@@ -776,7 +776,7 @@
             <w:proofErr w:type="spellEnd"/>
             <w:r>
               <w:rPr>
-                <w:rFonts w:ascii="Arial" w:hAnsi="Arial" w:cs="Arial"/>
+                <w:rFonts w:ascii="Arial" w:hAnsi="Arial" w:cs="Arial" w:eastAsia="Arial"/>
                 <w:sz w:val="21"/>
                 <w:szCs w:val="21"/>
               </w:rPr>
@@ -785,7 +785,7 @@
             <w:proofErr w:type="gramStart"/>
             <w:r>
               <w:rPr>
-                <w:rFonts w:ascii="Arial" w:hAnsi="Arial" w:cs="Arial"/>
+                <w:rFonts w:ascii="Arial" w:hAnsi="Arial" w:cs="Arial" w:eastAsia="Arial"/>
                 <w:sz w:val="21"/>
                 <w:szCs w:val="21"/>
               </w:rPr>
@@ -794,7 +794,7 @@
             <w:proofErr w:type="gramEnd"/>
             <w:r>
               <w:rPr>
-                <w:rFonts w:ascii="Arial" w:hAnsi="Arial" w:cs="Arial"/>
+                <w:rFonts w:ascii="Arial" w:hAnsi="Arial" w:cs="Arial" w:eastAsia="Arial"/>
                 <w:sz w:val="21"/>
                 <w:szCs w:val="21"/>
               </w:rPr>
@@ -821,16 +821,16 @@
             <w:pPr>
               <w:ind w:left="3"/>
               <w:rPr>
-                <w:rFonts w:ascii="Arial" w:hAnsi="Arial" w:cs="Arial"/>
-                <w:b/>
-                <w:bCs/>
-                <w:sz w:val="21"/>
-                <w:szCs w:val="21"/>
-              </w:rPr>
-            </w:pPr>
-            <w:r>
-              <w:rPr>
-                <w:rFonts w:ascii="Arial" w:hAnsi="Arial" w:cs="Arial"/>
+                <w:rFonts w:ascii="Arial" w:hAnsi="Arial" w:cs="Arial" w:eastAsia="Arial"/>
+                <w:b/>
+                <w:bCs/>
+                <w:sz w:val="21"/>
+                <w:szCs w:val="21"/>
+              </w:rPr>
+            </w:pPr>
+            <w:r>
+              <w:rPr>
+                <w:rFonts w:ascii="Arial" w:hAnsi="Arial" w:cs="Arial" w:eastAsia="Arial"/>
                 <w:b/>
                 <w:bCs/>
                 <w:sz w:val="21"/>
@@ -853,7 +853,7 @@
           <w:p>
             <w:pPr>
               <w:rPr>
-                <w:rFonts w:ascii="Arial" w:hAnsi="Arial" w:cs="Arial"/>
+                <w:rFonts w:ascii="Arial" w:hAnsi="Arial" w:cs="Arial" w:eastAsia="Arial"/>
                 <w:sz w:val="21"/>
                 <w:szCs w:val="21"/>
               </w:rPr>
@@ -861,7 +861,7 @@
             <w:proofErr w:type="spellStart"/>
             <w:r>
               <w:rPr>
-                <w:rFonts w:ascii="Arial" w:hAnsi="Arial" w:cs="Arial"/>
+                <w:rFonts w:ascii="Arial" w:hAnsi="Arial" w:cs="Arial" w:eastAsia="Arial"/>
                 <w:sz w:val="21"/>
                 <w:szCs w:val="21"/>
               </w:rPr>
@@ -870,7 +870,7 @@
             <w:proofErr w:type="spellEnd"/>
             <w:r>
               <w:rPr>
-                <w:rFonts w:ascii="Arial" w:hAnsi="Arial" w:cs="Arial"/>
+                <w:rFonts w:ascii="Arial" w:hAnsi="Arial" w:cs="Arial" w:eastAsia="Arial"/>
                 <w:sz w:val="21"/>
                 <w:szCs w:val="21"/>
               </w:rPr>
@@ -897,16 +897,16 @@
             <w:pPr>
               <w:ind w:left="3"/>
               <w:rPr>
-                <w:rFonts w:ascii="Arial" w:hAnsi="Arial" w:cs="Arial"/>
-                <w:b/>
-                <w:bCs/>
-                <w:sz w:val="21"/>
-                <w:szCs w:val="21"/>
-              </w:rPr>
-            </w:pPr>
-            <w:r>
-              <w:rPr>
-                <w:rFonts w:ascii="Arial" w:hAnsi="Arial" w:cs="Arial"/>
+                <w:rFonts w:ascii="Arial" w:hAnsi="Arial" w:cs="Arial" w:eastAsia="Arial"/>
+                <w:b/>
+                <w:bCs/>
+                <w:sz w:val="21"/>
+                <w:szCs w:val="21"/>
+              </w:rPr>
+            </w:pPr>
+            <w:r>
+              <w:rPr>
+                <w:rFonts w:ascii="Arial" w:hAnsi="Arial" w:cs="Arial" w:eastAsia="Arial"/>
                 <w:b/>
                 <w:bCs/>
                 <w:sz w:val="21"/>
@@ -929,14 +929,14 @@
           <w:p>
             <w:pPr>
               <w:rPr>
-                <w:rFonts w:ascii="Arial" w:hAnsi="Arial" w:cs="Arial"/>
-                <w:sz w:val="21"/>
-                <w:szCs w:val="21"/>
-              </w:rPr>
-            </w:pPr>
-            <w:r>
-              <w:rPr>
-                <w:rFonts w:ascii="Arial" w:hAnsi="Arial" w:cs="Arial"/>
+                <w:rFonts w:ascii="Arial" w:hAnsi="Arial" w:cs="Arial" w:eastAsia="Arial"/>
+                <w:sz w:val="21"/>
+                <w:szCs w:val="21"/>
+              </w:rPr>
+            </w:pPr>
+            <w:r>
+              <w:rPr>
+                <w:rFonts w:ascii="Arial" w:hAnsi="Arial" w:cs="Arial" w:eastAsia="Arial"/>
                 <w:sz w:val="21"/>
                 <w:szCs w:val="21"/>
               </w:rPr>
@@ -963,16 +963,16 @@
             <w:pPr>
               <w:ind w:left="3"/>
               <w:rPr>
-                <w:rFonts w:ascii="Arial" w:hAnsi="Arial" w:cs="Arial"/>
-                <w:b/>
-                <w:bCs/>
-                <w:sz w:val="21"/>
-                <w:szCs w:val="21"/>
-              </w:rPr>
-            </w:pPr>
-            <w:r>
-              <w:rPr>
-                <w:rFonts w:ascii="Arial" w:hAnsi="Arial" w:cs="Arial"/>
+                <w:rFonts w:ascii="Arial" w:hAnsi="Arial" w:cs="Arial" w:eastAsia="Arial"/>
+                <w:b/>
+                <w:bCs/>
+                <w:sz w:val="21"/>
+                <w:szCs w:val="21"/>
+              </w:rPr>
+            </w:pPr>
+            <w:r>
+              <w:rPr>
+                <w:rFonts w:ascii="Arial" w:hAnsi="Arial" w:cs="Arial" w:eastAsia="Arial"/>
                 <w:b/>
                 <w:bCs/>
                 <w:sz w:val="21"/>
@@ -995,14 +995,14 @@
           <w:p>
             <w:pPr>
               <w:rPr>
-                <w:rFonts w:ascii="Arial" w:hAnsi="Arial" w:cs="Arial"/>
-                <w:sz w:val="21"/>
-                <w:szCs w:val="21"/>
-              </w:rPr>
-            </w:pPr>
-            <w:r>
-              <w:rPr>
-                <w:rFonts w:ascii="Arial" w:hAnsi="Arial" w:cs="Arial"/>
+                <w:rFonts w:ascii="Arial" w:hAnsi="Arial" w:cs="Arial" w:eastAsia="Arial"/>
+                <w:sz w:val="21"/>
+                <w:szCs w:val="21"/>
+              </w:rPr>
+            </w:pPr>
+            <w:r>
+              <w:rPr>
+                <w:rFonts w:ascii="Arial" w:hAnsi="Arial" w:cs="Arial" w:eastAsia="Arial"/>
                 <w:sz w:val="21"/>
                 <w:szCs w:val="21"/>
               </w:rPr>
@@ -1029,16 +1029,16 @@
             <w:pPr>
               <w:ind w:left="3"/>
               <w:rPr>
-                <w:rFonts w:ascii="Arial" w:hAnsi="Arial" w:cs="Arial"/>
-                <w:b/>
-                <w:bCs/>
-                <w:sz w:val="21"/>
-                <w:szCs w:val="21"/>
-              </w:rPr>
-            </w:pPr>
-            <w:r>
-              <w:rPr>
-                <w:rFonts w:ascii="Arial" w:hAnsi="Arial" w:cs="Arial"/>
+                <w:rFonts w:ascii="Arial" w:hAnsi="Arial" w:cs="Arial" w:eastAsia="Arial"/>
+                <w:b/>
+                <w:bCs/>
+                <w:sz w:val="21"/>
+                <w:szCs w:val="21"/>
+              </w:rPr>
+            </w:pPr>
+            <w:r>
+              <w:rPr>
+                <w:rFonts w:ascii="Arial" w:hAnsi="Arial" w:cs="Arial" w:eastAsia="Arial"/>
                 <w:b/>
                 <w:bCs/>
                 <w:sz w:val="21"/>
@@ -1061,14 +1061,14 @@
           <w:p>
             <w:pPr>
               <w:rPr>
-                <w:rFonts w:ascii="Arial" w:hAnsi="Arial" w:cs="Arial"/>
-                <w:sz w:val="21"/>
-                <w:szCs w:val="21"/>
-              </w:rPr>
-            </w:pPr>
-            <w:r>
-              <w:rPr>
-                <w:rFonts w:ascii="Arial" w:hAnsi="Arial" w:cs="Arial"/>
+                <w:rFonts w:ascii="Arial" w:hAnsi="Arial" w:cs="Arial" w:eastAsia="Arial"/>
+                <w:sz w:val="21"/>
+                <w:szCs w:val="21"/>
+              </w:rPr>
+            </w:pPr>
+            <w:r>
+              <w:rPr>
+                <w:rFonts w:ascii="Arial" w:hAnsi="Arial" w:cs="Arial" w:eastAsia="Arial"/>
                 <w:sz w:val="21"/>
                 <w:szCs w:val="21"/>
               </w:rPr>
@@ -1095,16 +1095,16 @@
             <w:pPr>
               <w:ind w:left="3"/>
               <w:rPr>
-                <w:rFonts w:ascii="Arial" w:hAnsi="Arial" w:cs="Arial"/>
-                <w:b/>
-                <w:bCs/>
-                <w:sz w:val="21"/>
-                <w:szCs w:val="21"/>
-              </w:rPr>
-            </w:pPr>
-            <w:r>
-              <w:rPr>
-                <w:rFonts w:ascii="Arial" w:hAnsi="Arial" w:cs="Arial"/>
+                <w:rFonts w:ascii="Arial" w:hAnsi="Arial" w:cs="Arial" w:eastAsia="Arial"/>
+                <w:b/>
+                <w:bCs/>
+                <w:sz w:val="21"/>
+                <w:szCs w:val="21"/>
+              </w:rPr>
+            </w:pPr>
+            <w:r>
+              <w:rPr>
+                <w:rFonts w:ascii="Arial" w:hAnsi="Arial" w:cs="Arial" w:eastAsia="Arial"/>
                 <w:b/>
                 <w:bCs/>
                 <w:sz w:val="21"/>
@@ -1128,14 +1128,14 @@
             <w:pPr>
               <w:spacing w:line="240" w:lineRule="auto"/>
               <w:rPr>
-                <w:rFonts w:ascii="Arial" w:hAnsi="Arial" w:cs="Arial"/>
-                <w:sz w:val="21"/>
-                <w:szCs w:val="21"/>
-              </w:rPr>
-            </w:pPr>
-            <w:r>
-              <w:rPr>
-                <w:rFonts w:ascii="Arial" w:hAnsi="Arial" w:cs="Arial"/>
+                <w:rFonts w:ascii="Arial" w:hAnsi="Arial" w:cs="Arial" w:eastAsia="Arial"/>
+                <w:sz w:val="21"/>
+                <w:szCs w:val="21"/>
+              </w:rPr>
+            </w:pPr>
+            <w:r>
+              <w:rPr>
+                <w:rFonts w:ascii="Arial" w:hAnsi="Arial" w:cs="Arial" w:eastAsia="Arial"/>
                 <w:sz w:val="21"/>
                 <w:szCs w:val="21"/>
               </w:rPr>
@@ -1161,10 +1161,10 @@
   <w:docDefaults>
     <w:rPrDefault>
       <w:rPr>
-        <w:rFonts w:asciiTheme="minorHAnsi" w:eastAsiaTheme="minorHAnsi" w:hAnsiTheme="minorHAnsi" w:cstheme="minorBidi"/>
+        <w:rFonts w:ascii="Arial" w:hAnsi="Arial" w:cs="Arial" w:eastAsia="Arial"/>
         <w:kern w:val="2"/>
-        <w:sz w:val="24"/>
-        <w:szCs w:val="24"/>
+        <w:sz w:val="21"/>
+        <w:szCs w:val="21"/>
         <w:lang w:val="en-IN" w:eastAsia="en-US" w:bidi="ar-SA"/>
         <w14:ligatures w14:val="standardContextual"/>
       </w:rPr>
@@ -1561,9 +1561,9 @@
       <w:spacing w:line="259" w:lineRule="auto"/>
     </w:pPr>
     <w:rPr>
-      <w:rFonts w:ascii="Calibri" w:eastAsia="Calibri" w:hAnsi="Calibri" w:cs="Calibri"/>
+      <w:rFonts w:ascii="Arial" w:hAnsi="Arial" w:cs="Arial" w:eastAsia="Arial"/>
       <w:color w:val="000000"/>
-      <w:sz w:val="22"/>
+      <w:sz w:val="21"/>
       <w:lang w:eastAsia="en-IN"/>
     </w:rPr>
   </w:style>
@@ -1582,10 +1582,10 @@
       <w:outlineLvl w:val="0"/>
     </w:pPr>
     <w:rPr>
-      <w:rFonts w:asciiTheme="majorHAnsi" w:eastAsiaTheme="majorEastAsia" w:hAnsiTheme="majorHAnsi" w:cstheme="majorBidi"/>
+      <w:rFonts w:ascii="Arial" w:hAnsi="Arial" w:cs="Arial" w:eastAsia="Arial"/>
       <w:color w:val="0F4761" w:themeColor="accent1" w:themeShade="BF"/>
-      <w:sz w:val="40"/>
-      <w:szCs w:val="40"/>
+      <w:sz w:val="21"/>
+      <w:szCs w:val="21"/>
       <w:lang w:eastAsia="en-US"/>
     </w:rPr>
   </w:style>
@@ -1606,10 +1606,10 @@
       <w:outlineLvl w:val="1"/>
     </w:pPr>
     <w:rPr>
-      <w:rFonts w:asciiTheme="majorHAnsi" w:eastAsiaTheme="majorEastAsia" w:hAnsiTheme="majorHAnsi" w:cstheme="majorBidi"/>
+      <w:rFonts w:ascii="Arial" w:hAnsi="Arial" w:cs="Arial" w:eastAsia="Arial"/>
       <w:color w:val="0F4761" w:themeColor="accent1" w:themeShade="BF"/>
-      <w:sz w:val="32"/>
-      <w:szCs w:val="32"/>
+      <w:sz w:val="21"/>
+      <w:szCs w:val="21"/>
       <w:lang w:eastAsia="en-US"/>
     </w:rPr>
   </w:style>
@@ -1630,10 +1630,10 @@
       <w:outlineLvl w:val="2"/>
     </w:pPr>
     <w:rPr>
-      <w:rFonts w:asciiTheme="minorHAnsi" w:eastAsiaTheme="majorEastAsia" w:hAnsiTheme="minorHAnsi" w:cstheme="majorBidi"/>
+      <w:rFonts w:ascii="Arial" w:hAnsi="Arial" w:cs="Arial" w:eastAsia="Arial"/>
       <w:color w:val="0F4761" w:themeColor="accent1" w:themeShade="BF"/>
-      <w:sz w:val="28"/>
-      <w:szCs w:val="28"/>
+      <w:sz w:val="21"/>
+      <w:szCs w:val="21"/>
       <w:lang w:eastAsia="en-US"/>
     </w:rPr>
   </w:style>
@@ -1654,11 +1654,11 @@
       <w:outlineLvl w:val="3"/>
     </w:pPr>
     <w:rPr>
-      <w:rFonts w:asciiTheme="minorHAnsi" w:eastAsiaTheme="majorEastAsia" w:hAnsiTheme="minorHAnsi" w:cstheme="majorBidi"/>
+      <w:rFonts w:ascii="Arial" w:hAnsi="Arial" w:cs="Arial" w:eastAsia="Arial"/>
       <w:i/>
       <w:iCs/>
       <w:color w:val="0F4761" w:themeColor="accent1" w:themeShade="BF"/>
-      <w:sz w:val="24"/>
+      <w:sz w:val="21"/>
       <w:lang w:eastAsia="en-US"/>
     </w:rPr>
   </w:style>
@@ -1679,9 +1679,9 @@
       <w:outlineLvl w:val="4"/>
     </w:pPr>
     <w:rPr>
-      <w:rFonts w:asciiTheme="minorHAnsi" w:eastAsiaTheme="majorEastAsia" w:hAnsiTheme="minorHAnsi" w:cstheme="majorBidi"/>
+      <w:rFonts w:ascii="Arial" w:hAnsi="Arial" w:cs="Arial" w:eastAsia="Arial"/>
       <w:color w:val="0F4761" w:themeColor="accent1" w:themeShade="BF"/>
-      <w:sz w:val="24"/>
+      <w:sz w:val="21"/>
       <w:lang w:eastAsia="en-US"/>
     </w:rPr>
   </w:style>
@@ -1702,11 +1702,11 @@
       <w:outlineLvl w:val="5"/>
     </w:pPr>
     <w:rPr>
-      <w:rFonts w:asciiTheme="minorHAnsi" w:eastAsiaTheme="majorEastAsia" w:hAnsiTheme="minorHAnsi" w:cstheme="majorBidi"/>
+      <w:rFonts w:ascii="Arial" w:hAnsi="Arial" w:cs="Arial" w:eastAsia="Arial"/>
       <w:i/>
       <w:iCs/>
       <w:color w:val="595959" w:themeColor="text1" w:themeTint="A6"/>
-      <w:sz w:val="24"/>
+      <w:sz w:val="21"/>
       <w:lang w:eastAsia="en-US"/>
     </w:rPr>
   </w:style>
@@ -1727,9 +1727,9 @@
       <w:outlineLvl w:val="6"/>
     </w:pPr>
     <w:rPr>
-      <w:rFonts w:asciiTheme="minorHAnsi" w:eastAsiaTheme="majorEastAsia" w:hAnsiTheme="minorHAnsi" w:cstheme="majorBidi"/>
+      <w:rFonts w:ascii="Arial" w:hAnsi="Arial" w:cs="Arial" w:eastAsia="Arial"/>
       <w:color w:val="595959" w:themeColor="text1" w:themeTint="A6"/>
-      <w:sz w:val="24"/>
+      <w:sz w:val="21"/>
       <w:lang w:eastAsia="en-US"/>
     </w:rPr>
   </w:style>
@@ -1750,11 +1750,11 @@
       <w:outlineLvl w:val="7"/>
     </w:pPr>
     <w:rPr>
-      <w:rFonts w:asciiTheme="minorHAnsi" w:eastAsiaTheme="majorEastAsia" w:hAnsiTheme="minorHAnsi" w:cstheme="majorBidi"/>
+      <w:rFonts w:ascii="Arial" w:hAnsi="Arial" w:cs="Arial" w:eastAsia="Arial"/>
       <w:i/>
       <w:iCs/>
       <w:color w:val="272727" w:themeColor="text1" w:themeTint="D8"/>
-      <w:sz w:val="24"/>
+      <w:sz w:val="21"/>
       <w:lang w:eastAsia="en-US"/>
     </w:rPr>
   </w:style>
@@ -1775,9 +1775,9 @@
       <w:outlineLvl w:val="8"/>
     </w:pPr>
     <w:rPr>
-      <w:rFonts w:asciiTheme="minorHAnsi" w:eastAsiaTheme="majorEastAsia" w:hAnsiTheme="minorHAnsi" w:cstheme="majorBidi"/>
+      <w:rFonts w:ascii="Arial" w:hAnsi="Arial" w:cs="Arial" w:eastAsia="Arial"/>
       <w:color w:val="272727" w:themeColor="text1" w:themeTint="D8"/>
-      <w:sz w:val="24"/>
+      <w:sz w:val="21"/>
       <w:lang w:eastAsia="en-US"/>
     </w:rPr>
   </w:style>
@@ -1814,10 +1814,10 @@
     <w:uiPriority w:val="9"/>
     <w:rsid w:val="00C44E90"/>
     <w:rPr>
-      <w:rFonts w:asciiTheme="majorHAnsi" w:eastAsiaTheme="majorEastAsia" w:hAnsiTheme="majorHAnsi" w:cstheme="majorBidi"/>
+      <w:rFonts w:ascii="Arial" w:hAnsi="Arial" w:cs="Arial" w:eastAsia="Arial"/>
       <w:color w:val="0F4761" w:themeColor="accent1" w:themeShade="BF"/>
-      <w:sz w:val="40"/>
-      <w:szCs w:val="40"/>
+      <w:sz w:val="21"/>
+      <w:szCs w:val="21"/>
     </w:rPr>
   </w:style>
   <w:style w:type="character" w:customStyle="1" w:styleId="Heading2Char">
@@ -1828,10 +1828,10 @@
     <w:semiHidden/>
     <w:rsid w:val="00C44E90"/>
     <w:rPr>
-      <w:rFonts w:asciiTheme="majorHAnsi" w:eastAsiaTheme="majorEastAsia" w:hAnsiTheme="majorHAnsi" w:cstheme="majorBidi"/>
+      <w:rFonts w:ascii="Arial" w:hAnsi="Arial" w:cs="Arial" w:eastAsia="Arial"/>
       <w:color w:val="0F4761" w:themeColor="accent1" w:themeShade="BF"/>
-      <w:sz w:val="32"/>
-      <w:szCs w:val="32"/>
+      <w:sz w:val="21"/>
+      <w:szCs w:val="21"/>
     </w:rPr>
   </w:style>
   <w:style w:type="character" w:customStyle="1" w:styleId="Heading3Char">
@@ -1842,10 +1842,10 @@
     <w:semiHidden/>
     <w:rsid w:val="00C44E90"/>
     <w:rPr>
-      <w:rFonts w:eastAsiaTheme="majorEastAsia" w:cstheme="majorBidi"/>
+      <w:rFonts w:ascii="Arial" w:hAnsi="Arial" w:cs="Arial" w:eastAsia="Arial"/>
       <w:color w:val="0F4761" w:themeColor="accent1" w:themeShade="BF"/>
-      <w:sz w:val="28"/>
-      <w:szCs w:val="28"/>
+      <w:sz w:val="21"/>
+      <w:szCs w:val="21"/>
     </w:rPr>
   </w:style>
   <w:style w:type="character" w:customStyle="1" w:styleId="Heading4Char">
@@ -1856,7 +1856,7 @@
     <w:semiHidden/>
     <w:rsid w:val="00C44E90"/>
     <w:rPr>
-      <w:rFonts w:eastAsiaTheme="majorEastAsia" w:cstheme="majorBidi"/>
+      <w:rFonts w:ascii="Arial" w:hAnsi="Arial" w:cs="Arial" w:eastAsia="Arial"/>
       <w:i/>
       <w:iCs/>
       <w:color w:val="0F4761" w:themeColor="accent1" w:themeShade="BF"/>
@@ -1870,7 +1870,7 @@
     <w:semiHidden/>
     <w:rsid w:val="00C44E90"/>
     <w:rPr>
-      <w:rFonts w:eastAsiaTheme="majorEastAsia" w:cstheme="majorBidi"/>
+      <w:rFonts w:ascii="Arial" w:hAnsi="Arial" w:cs="Arial" w:eastAsia="Arial"/>
       <w:color w:val="0F4761" w:themeColor="accent1" w:themeShade="BF"/>
     </w:rPr>
   </w:style>
@@ -1882,7 +1882,7 @@
     <w:semiHidden/>
     <w:rsid w:val="00C44E90"/>
     <w:rPr>
-      <w:rFonts w:eastAsiaTheme="majorEastAsia" w:cstheme="majorBidi"/>
+      <w:rFonts w:ascii="Arial" w:hAnsi="Arial" w:cs="Arial" w:eastAsia="Arial"/>
       <w:i/>
       <w:iCs/>
       <w:color w:val="595959" w:themeColor="text1" w:themeTint="A6"/>
@@ -1896,7 +1896,7 @@
     <w:semiHidden/>
     <w:rsid w:val="00C44E90"/>
     <w:rPr>
-      <w:rFonts w:eastAsiaTheme="majorEastAsia" w:cstheme="majorBidi"/>
+      <w:rFonts w:ascii="Arial" w:hAnsi="Arial" w:cs="Arial" w:eastAsia="Arial"/>
       <w:color w:val="595959" w:themeColor="text1" w:themeTint="A6"/>
     </w:rPr>
   </w:style>
@@ -1908,7 +1908,7 @@
     <w:semiHidden/>
     <w:rsid w:val="00C44E90"/>
     <w:rPr>
-      <w:rFonts w:eastAsiaTheme="majorEastAsia" w:cstheme="majorBidi"/>
+      <w:rFonts w:ascii="Arial" w:hAnsi="Arial" w:cs="Arial" w:eastAsia="Arial"/>
       <w:i/>
       <w:iCs/>
       <w:color w:val="272727" w:themeColor="text1" w:themeTint="D8"/>
@@ -1922,7 +1922,7 @@
     <w:semiHidden/>
     <w:rsid w:val="00C44E90"/>
     <w:rPr>
-      <w:rFonts w:eastAsiaTheme="majorEastAsia" w:cstheme="majorBidi"/>
+      <w:rFonts w:ascii="Arial" w:hAnsi="Arial" w:cs="Arial" w:eastAsia="Arial"/>
       <w:color w:val="272727" w:themeColor="text1" w:themeTint="D8"/>
     </w:rPr>
   </w:style>
@@ -1939,12 +1939,12 @@
       <w:contextualSpacing/>
     </w:pPr>
     <w:rPr>
-      <w:rFonts w:asciiTheme="majorHAnsi" w:eastAsiaTheme="majorEastAsia" w:hAnsiTheme="majorHAnsi" w:cstheme="majorBidi"/>
+      <w:rFonts w:ascii="Arial" w:hAnsi="Arial" w:cs="Arial" w:eastAsia="Arial"/>
       <w:color w:val="auto"/>
       <w:spacing w:val="-10"/>
       <w:kern w:val="28"/>
-      <w:sz w:val="56"/>
-      <w:szCs w:val="56"/>
+      <w:sz w:val="21"/>
+      <w:szCs w:val="21"/>
       <w:lang w:eastAsia="en-US"/>
     </w:rPr>
   </w:style>
@@ -1955,11 +1955,11 @@
     <w:uiPriority w:val="10"/>
     <w:rsid w:val="00C44E90"/>
     <w:rPr>
-      <w:rFonts w:asciiTheme="majorHAnsi" w:eastAsiaTheme="majorEastAsia" w:hAnsiTheme="majorHAnsi" w:cstheme="majorBidi"/>
+      <w:rFonts w:ascii="Arial" w:hAnsi="Arial" w:cs="Arial" w:eastAsia="Arial"/>
       <w:spacing w:val="-10"/>
       <w:kern w:val="28"/>
-      <w:sz w:val="56"/>
-      <w:szCs w:val="56"/>
+      <w:sz w:val="21"/>
+      <w:szCs w:val="21"/>
     </w:rPr>
   </w:style>
   <w:style w:type="paragraph" w:styleId="Subtitle">
@@ -1977,11 +1977,11 @@
       <w:spacing w:line="278" w:lineRule="auto"/>
     </w:pPr>
     <w:rPr>
-      <w:rFonts w:asciiTheme="minorHAnsi" w:eastAsiaTheme="majorEastAsia" w:hAnsiTheme="minorHAnsi" w:cstheme="majorBidi"/>
+      <w:rFonts w:ascii="Arial" w:hAnsi="Arial" w:cs="Arial" w:eastAsia="Arial"/>
       <w:color w:val="595959" w:themeColor="text1" w:themeTint="A6"/>
       <w:spacing w:val="15"/>
-      <w:sz w:val="28"/>
-      <w:szCs w:val="28"/>
+      <w:sz w:val="21"/>
+      <w:szCs w:val="21"/>
       <w:lang w:eastAsia="en-US"/>
     </w:rPr>
   </w:style>
@@ -1992,11 +1992,11 @@
     <w:uiPriority w:val="11"/>
     <w:rsid w:val="00C44E90"/>
     <w:rPr>
-      <w:rFonts w:eastAsiaTheme="majorEastAsia" w:cstheme="majorBidi"/>
+      <w:rFonts w:ascii="Arial" w:hAnsi="Arial" w:cs="Arial" w:eastAsia="Arial"/>
       <w:color w:val="595959" w:themeColor="text1" w:themeTint="A6"/>
       <w:spacing w:val="15"/>
-      <w:sz w:val="28"/>
-      <w:szCs w:val="28"/>
+      <w:sz w:val="21"/>
+      <w:szCs w:val="21"/>
     </w:rPr>
   </w:style>
   <w:style w:type="paragraph" w:styleId="Quote">
@@ -2012,11 +2012,11 @@
       <w:jc w:val="center"/>
     </w:pPr>
     <w:rPr>
-      <w:rFonts w:asciiTheme="minorHAnsi" w:eastAsiaTheme="minorHAnsi" w:hAnsiTheme="minorHAnsi" w:cstheme="minorBidi"/>
+      <w:rFonts w:ascii="Arial" w:hAnsi="Arial" w:cs="Arial" w:eastAsia="Arial"/>
       <w:i/>
       <w:iCs/>
       <w:color w:val="404040" w:themeColor="text1" w:themeTint="BF"/>
-      <w:sz w:val="24"/>
+      <w:sz w:val="21"/>
       <w:lang w:eastAsia="en-US"/>
     </w:rPr>
   </w:style>
@@ -2044,9 +2044,9 @@
       <w:contextualSpacing/>
     </w:pPr>
     <w:rPr>
-      <w:rFonts w:asciiTheme="minorHAnsi" w:eastAsiaTheme="minorHAnsi" w:hAnsiTheme="minorHAnsi" w:cstheme="minorBidi"/>
+      <w:rFonts w:ascii="Arial" w:hAnsi="Arial" w:cs="Arial" w:eastAsia="Arial"/>
       <w:color w:val="auto"/>
-      <w:sz w:val="24"/>
+      <w:sz w:val="21"/>
       <w:lang w:eastAsia="en-US"/>
     </w:rPr>
   </w:style>
@@ -2080,11 +2080,11 @@
       <w:jc w:val="center"/>
     </w:pPr>
     <w:rPr>
-      <w:rFonts w:asciiTheme="minorHAnsi" w:eastAsiaTheme="minorHAnsi" w:hAnsiTheme="minorHAnsi" w:cstheme="minorBidi"/>
+      <w:rFonts w:ascii="Arial" w:hAnsi="Arial" w:cs="Arial" w:eastAsia="Arial"/>
       <w:i/>
       <w:iCs/>
       <w:color w:val="0F4761" w:themeColor="accent1" w:themeShade="BF"/>
-      <w:sz w:val="24"/>
+      <w:sz w:val="21"/>
       <w:lang w:eastAsia="en-US"/>
     </w:rPr>
   </w:style>
@@ -2121,7 +2121,7 @@
       <w:spacing w:after="0" w:line="240" w:lineRule="auto"/>
     </w:pPr>
     <w:rPr>
-      <w:rFonts w:eastAsiaTheme="minorEastAsia"/>
+      <w:rFonts w:ascii="Arial" w:hAnsi="Arial" w:cs="Arial" w:eastAsia="Arial"/>
       <w:lang w:eastAsia="en-IN"/>
     </w:rPr>
     <w:tblPr>
